--- a/Lab_5/ОТЧЕТ ПО ЛАБОРАТОРНОЙ РАБОТЕ №5.docx
+++ b/Lab_5/ОТЧЕТ ПО ЛАБОРАТОРНОЙ РАБОТЕ №5.docx
@@ -520,9 +520,24 @@
           <w:color w:val="2E74B5"/>
           <w:sz w:val="28"/>
           <w:szCs w:val="28"/>
-        </w:rPr>
-      </w:pPr>
-      <w:r>
+          <w:lang w:val="en-US"/>
+        </w:rPr>
+      </w:pPr>
+      <w:r>
+        <w:rPr>
+          <w:rFonts w:ascii="Times New Roman" w:eastAsia="Times New Roman" w:hAnsi="Times New Roman" w:cs="Times New Roman"/>
+          <w:b/>
+          <w:sz w:val="28"/>
+        </w:rPr>
+        <w:lastRenderedPageBreak/>
+        <w:t>Лабораторная работа №5. Программная реализация и экспериментальное исследование метода свертывания графа распараллеленности операций</w:t>
+      </w:r>
+    </w:p>
+    <w:p>
+      <w:pPr>
+        <w:spacing w:before="0" w:after="0" w:line="240" w:lineRule="auto"/>
+        <w:jc w:val="both"/>
+        <w:outlineLvl w:val="1"/>
         <w:rPr>
           <w:rFonts w:ascii="Times New Roman" w:hAnsi="Times New Roman" w:cs="Times New Roman"/>
           <w:b/>
@@ -530,8 +545,33 @@
           <w:color w:val="2E74B5"/>
           <w:sz w:val="28"/>
           <w:szCs w:val="28"/>
-        </w:rPr>
-        <w:lastRenderedPageBreak/>
+          <w:lang w:val="en-US"/>
+        </w:rPr>
+      </w:pPr>
+    </w:p>
+    <w:p>
+      <w:pPr>
+        <w:spacing w:before="0" w:after="0" w:line="240" w:lineRule="auto"/>
+        <w:jc w:val="both"/>
+        <w:outlineLvl w:val="1"/>
+        <w:rPr>
+          <w:rFonts w:ascii="Times New Roman" w:hAnsi="Times New Roman" w:cs="Times New Roman"/>
+          <w:b/>
+          <w:bCs/>
+          <w:color w:val="2E74B5"/>
+          <w:sz w:val="28"/>
+          <w:szCs w:val="28"/>
+        </w:rPr>
+      </w:pPr>
+      <w:r>
+        <w:rPr>
+          <w:rFonts w:ascii="Times New Roman" w:hAnsi="Times New Roman" w:cs="Times New Roman"/>
+          <w:b/>
+          <w:bCs/>
+          <w:color w:val="2E74B5"/>
+          <w:sz w:val="28"/>
+          <w:szCs w:val="28"/>
+        </w:rPr>
         <w:t>1. Цель работы</w:t>
       </w:r>
     </w:p>
@@ -1214,7 +1254,16 @@
           <w:sz w:val="28"/>
           <w:szCs w:val="28"/>
         </w:rPr>
-        <w:t xml:space="preserve"> не может быть использован для отрисовки. Поэтому в коде применяется </w:t>
+        <w:t xml:space="preserve"> не может быть использован для отрисовки. Поэтому </w:t>
+      </w:r>
+      <w:r>
+        <w:rPr>
+          <w:rFonts w:ascii="Times New Roman" w:hAnsi="Times New Roman" w:cs="Times New Roman"/>
+          <w:sz w:val="28"/>
+          <w:szCs w:val="28"/>
+        </w:rPr>
+        <w:lastRenderedPageBreak/>
+        <w:t xml:space="preserve">в коде применяется </w:t>
       </w:r>
       <w:r>
         <w:rPr>
@@ -1276,7 +1325,6 @@
           <w:sz w:val="28"/>
           <w:szCs w:val="28"/>
         </w:rPr>
-        <w:lastRenderedPageBreak/>
         <w:t>4. Результаты вычислительного эксперимента</w:t>
       </w:r>
     </w:p>
